--- a/templates/08-bo-mau-cap-1-2/06-bien-ban-tham-dinh.docx
+++ b/templates/08-bo-mau-cap-1-2/06-bien-ban-tham-dinh.docx
@@ -2001,7 +2001,7 @@
           <w:szCs w:val="26"/>
           <w:highlight w:val="yellow"/>
         </w:rPr>
-        <w:t xml:space="preserve">Phù hợp. HT-02-INTRANET, HT-03-ERP phục vụ nội bộ, xử lý thông tin riêng và thông tin cá nhân của khoảng 120 nhân viên, không xử lý thông tin bí mật nhà nước (khoản 1 Điều 12); HT-04-LAN là hạ tầng phục vụ một tổ chức (khoản 3 Điều 12); HT-05-BANGTIN phục vụ nội bộ, chỉ hiển thị thông tin công cộng, không có tài khoản người dùng (khoản 1 Điều 11). Không hệ thống nào có tiêu chí của Điều 13; phạm vi hệ thống không bị chia tách hoặc hợp nhất hình thức (khoản 3 Điều 8); kết quả nhận diện rủi ro sơ bộ không cho thấy mức rủi ro cao hơn cấp độ đề xuất (khoản 5 Điều 10).</w:t>
+        <w:t xml:space="preserve">Phù hợp. HT-02-INTRANET, HT-03-ERP phục vụ nội bộ, xử lý thông tin riêng và thông tin cá nhân của khoảng 40 nhân viên, cộng tác viên, không xử lý thông tin bí mật nhà nước (khoản 1 Điều 12); HT-04-LAN là hạ tầng phục vụ một tổ chức (khoản 3 Điều 12); HT-05-BANGTIN phục vụ nội bộ, chỉ hiển thị thông tin công cộng, không có tài khoản người dùng (khoản 1 Điều 11). Không hệ thống nào có tiêu chí của Điều 13; phạm vi hệ thống không bị chia tách hoặc hợp nhất hình thức (khoản 3 Điều 8); kết quả nhận diện rủi ro sơ bộ không cho thấy mức rủi ro cao hơn cấp độ đề xuất (khoản 5 Điều 10).</w:t>
       </w:r>
     </w:p>
     <w:p>
